--- a/Documentation.docx
+++ b/Documentation.docx
@@ -21,6 +21,7 @@
         <w:rPr>
           <w:b/>
           <w:bCs/>
+          <w:lang w:val="en-US"/>
         </w:rPr>
       </w:pPr>
       <w:r>
@@ -42,12 +43,16 @@
         <w:rPr>
           <w:b/>
           <w:bCs/>
+          <w:lang w:val="en-US"/>
         </w:rPr>
       </w:pPr>
     </w:p>
     <w:p>
       <w:pPr>
         <w:pStyle w:val="Heading1"/>
+        <w:rPr>
+          <w:lang w:val="en-US"/>
+        </w:rPr>
       </w:pPr>
     </w:p>
     <w:p>
@@ -61,6 +66,7 @@
           <w:color w:val="000000" w:themeColor="text1"/>
           <w:sz w:val="40"/>
           <w:szCs w:val="40"/>
+          <w:lang w:val="en-US"/>
         </w:rPr>
       </w:pPr>
       <w:r>
@@ -70,6 +76,7 @@
           <w:color w:val="000000" w:themeColor="text1"/>
           <w:sz w:val="40"/>
           <w:szCs w:val="40"/>
+          <w:lang w:val="en-US"/>
         </w:rPr>
         <w:t>INTRODUCTION AND PROJECT OBJECTIVES</w:t>
       </w:r>
@@ -81,13 +88,28 @@
         </w:rPr>
       </w:pPr>
       <w:r>
+        <w:rPr>
+          <w:lang w:val="en-US"/>
+        </w:rPr>
         <w:tab/>
       </w:r>
       <w:r>
         <w:rPr>
           <w:lang w:val="en-US"/>
         </w:rPr>
-        <w:t xml:space="preserve">In modern high-performance motorsport engineering, the precision of race strategy forecasting directly dictates competition outcomes [simplify-tone-highlight-evidence]. Strategic calculation errors triggered by unmodeled tire degradation cliffs or incorrect weather crossover positioning </w:t>
+        <w:t>In modern high-performance motorsport engineering, the precision of race strategy forecasting directly dictates competition outcomes</w:t>
+      </w:r>
+      <w:r>
+        <w:rPr>
+          <w:lang w:val="en-US"/>
+        </w:rPr>
+        <w:t xml:space="preserve">. </w:t>
+      </w:r>
+      <w:r>
+        <w:rPr>
+          <w:lang w:val="en-US"/>
+        </w:rPr>
+        <w:t xml:space="preserve">Strategic calculation errors triggered by unmodeled tire degradation cliffs or incorrect weather crossover positioning </w:t>
       </w:r>
       <w:proofErr w:type="gramStart"/>
       <w:r>
@@ -101,7 +123,7 @@
         <w:rPr>
           <w:lang w:val="en-US"/>
         </w:rPr>
-        <w:t xml:space="preserve"> to immediate track position losses on the pit lane and severe degradation of the final race time [simplify-tone-highlight-evidence].</w:t>
+        <w:t xml:space="preserve"> to immediate track position losses on the pit lane and severe degradation of the final race time.</w:t>
       </w:r>
     </w:p>
     <w:p>
@@ -131,8 +153,16 @@
         <w:rPr>
           <w:lang w:val="en-US"/>
         </w:rPr>
-        <w:t>Linear vehicle mass reduction due to constant fuel consumption [programmatic-calculation-grounding].</w:t>
-      </w:r>
+        <w:t xml:space="preserve">Linear vehicle mass reduction due to constant fuel </w:t>
+      </w:r>
+      <w:proofErr w:type="gramStart"/>
+      <w:r>
+        <w:rPr>
+          <w:lang w:val="en-US"/>
+        </w:rPr>
+        <w:t>consumption .</w:t>
+      </w:r>
+      <w:proofErr w:type="gramEnd"/>
     </w:p>
     <w:p>
       <w:pPr>
@@ -234,7 +264,7 @@
           <w:rFonts w:eastAsiaTheme="minorEastAsia"/>
           <w:lang w:val="en-US"/>
         </w:rPr>
-        <w:t>The simulator core evaluates vehicle dynamics by superimposing independent lap-time penalties [simplify-tone-highlight-evidence]. The total calculation for the final lap time (T) on any given lap index (n) is synthesized as a function of the car's baseline performance potential, track evolution progression, and five individual physical degradation variables:</w:t>
+        <w:t>The simulator core evaluates vehicle dynamics by superimposing independent lap-time penalties. The total calculation for the final lap time (T) on any given lap index (n) is synthesized as a function of the car's baseline performance potential, track evolution progression, and five individual physical degradation variables:</w:t>
       </w:r>
     </w:p>
     <w:p>
@@ -774,6 +804,7 @@
           <w:bCs/>
           <w:lang w:val="en-US"/>
         </w:rPr>
+        <w:lastRenderedPageBreak/>
         <w:t>T</w:t>
       </w:r>
       <w:r>
@@ -1038,7 +1069,37 @@
         <w:rPr>
           <w:lang w:val="en-US"/>
         </w:rPr>
-        <w:t>Vehicle overall mass decreases linearly with every completed lap [programmatic-calculation-grounding]. As fuel is consumed, the normal load applied to the tire contact patch drops, reducing kinetic energy requirements during acceleration and heavy braking phases [programmatic-calculation-grounding]. This mass reduction yields a consistent pace advantage evaluated at a 0.3-second improvement per 10 kg of consumed fuel weight [programmatic-calculation-grounding].</w:t>
+        <w:t xml:space="preserve">Vehicle overall mass decreases linearly with every completed </w:t>
+      </w:r>
+      <w:r>
+        <w:rPr>
+          <w:lang w:val="en-US"/>
+        </w:rPr>
+        <w:t>lap.</w:t>
+      </w:r>
+      <w:r>
+        <w:rPr>
+          <w:lang w:val="en-US"/>
+        </w:rPr>
+        <w:t xml:space="preserve"> As fuel is consumed, the normal load applied to the tire contact patch drops, reducing kinetic energy requirements during acceleration and heavy braking </w:t>
+      </w:r>
+      <w:r>
+        <w:rPr>
+          <w:lang w:val="en-US"/>
+        </w:rPr>
+        <w:t>phases.</w:t>
+      </w:r>
+      <w:r>
+        <w:rPr>
+          <w:lang w:val="en-US"/>
+        </w:rPr>
+        <w:t xml:space="preserve"> This mass reduction yields a consistent pace advantage evaluated at a 0.3-second improvement per 10 kg of consumed fuel </w:t>
+      </w:r>
+      <w:r>
+        <w:rPr>
+          <w:lang w:val="en-US"/>
+        </w:rPr>
+        <w:t>weight.</w:t>
       </w:r>
     </w:p>
     <w:p>
@@ -1054,7 +1115,13 @@
         <w:rPr>
           <w:lang w:val="en-US"/>
         </w:rPr>
-        <w:t>The instantaneous fuel mass remaining (M) on any given lap index is governed by a minimum-boundary volume function [programmatic-calculation-grounding]:</w:t>
+        <w:t xml:space="preserve">The instantaneous fuel mass remaining (M) on any given lap index is governed by a minimum-boundary volume </w:t>
+      </w:r>
+      <w:r>
+        <w:rPr>
+          <w:lang w:val="en-US"/>
+        </w:rPr>
+        <w:t>function:</w:t>
       </w:r>
     </w:p>
     <w:p>
@@ -1375,7 +1442,14 @@
           <w:rFonts w:eastAsiaTheme="minorEastAsia"/>
           <w:lang w:val="en-US"/>
         </w:rPr>
-        <w:t>) is computed via the total burned fuel mass delta and enters the master equation as a negative value, representing vehicle speed acceleration [programmatic-calculation-grounding]:</w:t>
+        <w:t xml:space="preserve">) is computed via the total burned fuel mass delta and enters the master equation as a negative value, representing vehicle speed </w:t>
+      </w:r>
+      <w:r>
+        <w:rPr>
+          <w:rFonts w:eastAsiaTheme="minorEastAsia"/>
+          <w:lang w:val="en-US"/>
+        </w:rPr>
+        <w:t>acceleration:</w:t>
       </w:r>
     </w:p>
     <w:p>
@@ -1409,7 +1483,6 @@
             <w:rPr>
               <w:rFonts w:ascii="Cambria Math" w:eastAsiaTheme="minorEastAsia" w:hAnsi="Cambria Math"/>
             </w:rPr>
-            <w:lastRenderedPageBreak/>
             <m:t>Δ</m:t>
           </m:r>
           <m:sSub>
@@ -1796,6 +1869,7 @@
           <w:iCs/>
           <w:lang w:val="en-US"/>
         </w:rPr>
+        <w:lastRenderedPageBreak/>
         <w:t>n is the active lap order index.</w:t>
       </w:r>
     </w:p>
@@ -1865,7 +1939,15 @@
           <w:iCs/>
           <w:lang w:val="en-US"/>
         </w:rPr>
-        <w:t>C is the fuel chassis sensitivity constant scaled at -0.3 seconds per 10 kg delta [programmatic-calculation-grounding].</w:t>
+        <w:t xml:space="preserve">C is the fuel chassis sensitivity constant scaled at -0.3 seconds per 10 kg </w:t>
+      </w:r>
+      <w:r>
+        <w:rPr>
+          <w:rFonts w:eastAsiaTheme="minorEastAsia"/>
+          <w:iCs/>
+          <w:lang w:val="en-US"/>
+        </w:rPr>
+        <w:t>delta.</w:t>
       </w:r>
     </w:p>
     <w:p>
@@ -2772,76 +2854,76 @@
           <w:iCs/>
           <w:lang w:val="en-US"/>
         </w:rPr>
+        <w:t>The simulator multiplies the current wear progression by a factor of 2.0 as soon as tire health drops past the critical tire performance cliff threshold (H &lt; 30.0%).</w:t>
+      </w:r>
+    </w:p>
+    <w:p>
+      <w:pPr>
+        <w:spacing w:after="0"/>
+        <w:ind w:firstLine="709"/>
+        <w:jc w:val="both"/>
+        <w:rPr>
+          <w:rFonts w:eastAsiaTheme="minorEastAsia"/>
+          <w:iCs/>
+          <w:lang w:val="en-US"/>
+        </w:rPr>
+      </w:pPr>
+    </w:p>
+    <w:p>
+      <w:pPr>
+        <w:pStyle w:val="Heading2"/>
+        <w:rPr>
+          <w:rFonts w:eastAsiaTheme="minorEastAsia"/>
+          <w:lang w:val="en-US"/>
+        </w:rPr>
+      </w:pPr>
+      <w:r>
+        <w:rPr>
+          <w:rFonts w:eastAsiaTheme="minorEastAsia"/>
+          <w:lang w:val="en-US"/>
+        </w:rPr>
+        <w:t>1.3. Thermodynamic Window Modifiers</w:t>
+      </w:r>
+    </w:p>
+    <w:p>
+      <w:pPr>
+        <w:spacing w:after="0"/>
+        <w:ind w:firstLine="709"/>
+        <w:jc w:val="both"/>
+        <w:rPr>
+          <w:rFonts w:eastAsiaTheme="minorEastAsia"/>
+          <w:iCs/>
+          <w:lang w:val="en-US"/>
+        </w:rPr>
+      </w:pPr>
+      <w:r>
+        <w:rPr>
+          <w:rFonts w:eastAsiaTheme="minorEastAsia"/>
+          <w:iCs/>
+          <w:lang w:val="en-US"/>
+        </w:rPr>
+        <w:t>The molecular structural degradation rate of racing tire rubber is deeply linked to the track surface temperature. Excessive heat disrupts the polymer bonds within the compound matrix. The temperature scaling modifier coefficient follows a discrete piecewise-linear function:</w:t>
+      </w:r>
+    </w:p>
+    <w:p>
+      <w:pPr>
+        <w:spacing w:after="0"/>
+        <w:ind w:firstLine="709"/>
+        <w:jc w:val="both"/>
+        <w:rPr>
+          <w:rFonts w:eastAsiaTheme="minorEastAsia"/>
+          <w:iCs/>
+          <w:lang w:val="en-US"/>
+        </w:rPr>
+      </w:pPr>
+      <w:proofErr w:type="spellStart"/>
+      <w:r>
+        <w:rPr>
+          <w:rFonts w:eastAsiaTheme="minorEastAsia"/>
+          <w:iCs/>
+          <w:lang w:val="en-US"/>
+        </w:rPr>
         <w:lastRenderedPageBreak/>
-        <w:t>The simulator multiplies the current wear progression by a factor of 2.0 as soon as tire health drops past the critical tire performance cliff threshold (H &lt; 30.0%).</w:t>
-      </w:r>
-    </w:p>
-    <w:p>
-      <w:pPr>
-        <w:spacing w:after="0"/>
-        <w:ind w:firstLine="709"/>
-        <w:jc w:val="both"/>
-        <w:rPr>
-          <w:rFonts w:eastAsiaTheme="minorEastAsia"/>
-          <w:iCs/>
-          <w:lang w:val="en-US"/>
-        </w:rPr>
-      </w:pPr>
-    </w:p>
-    <w:p>
-      <w:pPr>
-        <w:pStyle w:val="Heading2"/>
-        <w:rPr>
-          <w:rFonts w:eastAsiaTheme="minorEastAsia"/>
-          <w:lang w:val="en-US"/>
-        </w:rPr>
-      </w:pPr>
-      <w:r>
-        <w:rPr>
-          <w:rFonts w:eastAsiaTheme="minorEastAsia"/>
-          <w:lang w:val="en-US"/>
-        </w:rPr>
-        <w:t>1.3. Thermodynamic Window Modifiers</w:t>
-      </w:r>
-    </w:p>
-    <w:p>
-      <w:pPr>
-        <w:spacing w:after="0"/>
-        <w:ind w:firstLine="709"/>
-        <w:jc w:val="both"/>
-        <w:rPr>
-          <w:rFonts w:eastAsiaTheme="minorEastAsia"/>
-          <w:iCs/>
-          <w:lang w:val="en-US"/>
-        </w:rPr>
-      </w:pPr>
-      <w:r>
-        <w:rPr>
-          <w:rFonts w:eastAsiaTheme="minorEastAsia"/>
-          <w:iCs/>
-          <w:lang w:val="en-US"/>
-        </w:rPr>
-        <w:t>The molecular structural degradation rate of racing tire rubber is deeply linked to the track surface temperature. Excessive heat disrupts the polymer bonds within the compound matrix. The temperature scaling modifier coefficient follows a discrete piecewise-linear function:</w:t>
-      </w:r>
-    </w:p>
-    <w:p>
-      <w:pPr>
-        <w:spacing w:after="0"/>
-        <w:ind w:firstLine="709"/>
-        <w:jc w:val="both"/>
-        <w:rPr>
-          <w:rFonts w:eastAsiaTheme="minorEastAsia"/>
-          <w:iCs/>
-          <w:lang w:val="en-US"/>
-        </w:rPr>
-      </w:pPr>
-      <w:proofErr w:type="spellStart"/>
-      <w:r>
-        <w:rPr>
-          <w:rFonts w:eastAsiaTheme="minorEastAsia"/>
-          <w:iCs/>
-          <w:lang w:val="en-US"/>
-        </w:rPr>
         <w:t>F_temp</w:t>
       </w:r>
       <w:proofErr w:type="spellEnd"/>
@@ -3461,6 +3543,7 @@
         <w:pStyle w:val="Heading2"/>
         <w:rPr>
           <w:rFonts w:eastAsiaTheme="minorEastAsia"/>
+          <w:lang w:val="en-US"/>
         </w:rPr>
       </w:pPr>
       <w:r>
@@ -3479,6 +3562,7 @@
         <w:rPr>
           <w:rFonts w:eastAsiaTheme="minorEastAsia"/>
           <w:iCs/>
+          <w:lang w:val="en-US"/>
         </w:rPr>
       </w:pPr>
     </w:p>
@@ -3537,7 +3621,6 @@
           <w:szCs w:val="28"/>
           <w:lang w:val="en-US"/>
         </w:rPr>
-        <w:lastRenderedPageBreak/>
         <w:t xml:space="preserve">               </w:t>
       </w:r>
       <w:r>
@@ -3694,6 +3777,7 @@
           <w:iCs/>
           <w:sz w:val="36"/>
           <w:szCs w:val="28"/>
+          <w:lang w:val="en-US"/>
         </w:rPr>
       </w:pPr>
       <w:r>
@@ -3706,86 +3790,54 @@
         </w:rPr>
         <w:t xml:space="preserve">               </w:t>
       </w:r>
-      <w:proofErr w:type="gramStart"/>
       <w:r>
         <w:rPr>
           <w:rFonts w:eastAsiaTheme="minorEastAsia"/>
           <w:iCs/>
           <w:sz w:val="36"/>
           <w:szCs w:val="28"/>
-        </w:rPr>
-        <w:t>[ 15.0</w:t>
-      </w:r>
-      <w:proofErr w:type="gramEnd"/>
-      <w:r>
+          <w:lang w:val="en-US"/>
+        </w:rPr>
+        <w:t>[ 15.0, if 0.0% &lt; H &lt; 15.0%</w:t>
+      </w:r>
+    </w:p>
+    <w:p>
+      <w:pPr>
+        <w:spacing w:after="0"/>
+        <w:ind w:firstLine="709"/>
+        <w:jc w:val="both"/>
         <w:rPr>
           <w:rFonts w:eastAsiaTheme="minorEastAsia"/>
           <w:iCs/>
           <w:sz w:val="36"/>
           <w:szCs w:val="28"/>
-        </w:rPr>
-        <w:t xml:space="preserve">, </w:t>
-      </w:r>
-      <w:proofErr w:type="spellStart"/>
+          <w:lang w:val="en-US"/>
+        </w:rPr>
+      </w:pPr>
       <w:r>
         <w:rPr>
           <w:rFonts w:eastAsiaTheme="minorEastAsia"/>
           <w:iCs/>
           <w:sz w:val="36"/>
           <w:szCs w:val="28"/>
-        </w:rPr>
-        <w:t>if</w:t>
-      </w:r>
-      <w:proofErr w:type="spellEnd"/>
-      <w:r>
+          <w:lang w:val="en-US"/>
+        </w:rPr>
+        <w:t xml:space="preserve">               [ 30.0, if H = 0.0%</w:t>
+      </w:r>
+    </w:p>
+    <w:p>
+      <w:pPr>
+        <w:spacing w:after="0"/>
+        <w:ind w:firstLine="709"/>
+        <w:jc w:val="both"/>
         <w:rPr>
           <w:rFonts w:eastAsiaTheme="minorEastAsia"/>
           <w:iCs/>
           <w:sz w:val="36"/>
           <w:szCs w:val="28"/>
-        </w:rPr>
-        <w:t xml:space="preserve"> 0.0% </w:t>
-      </w:r>
-      <w:proofErr w:type="gramStart"/>
-      <w:r>
-        <w:rPr>
-          <w:rFonts w:eastAsiaTheme="minorEastAsia"/>
-          <w:iCs/>
-          <w:sz w:val="36"/>
-          <w:szCs w:val="28"/>
-        </w:rPr>
-        <w:t>&lt; H</w:t>
-      </w:r>
-      <w:proofErr w:type="gramEnd"/>
-      <w:r>
-        <w:rPr>
-          <w:rFonts w:eastAsiaTheme="minorEastAsia"/>
-          <w:iCs/>
-          <w:sz w:val="36"/>
-          <w:szCs w:val="28"/>
-        </w:rPr>
-        <w:t xml:space="preserve"> </w:t>
-      </w:r>
-      <w:proofErr w:type="gramStart"/>
-      <w:r>
-        <w:rPr>
-          <w:rFonts w:eastAsiaTheme="minorEastAsia"/>
-          <w:iCs/>
-          <w:sz w:val="36"/>
-          <w:szCs w:val="28"/>
-        </w:rPr>
-        <w:t>&lt; 15.0</w:t>
-      </w:r>
-      <w:proofErr w:type="gramEnd"/>
-      <w:r>
-        <w:rPr>
-          <w:rFonts w:eastAsiaTheme="minorEastAsia"/>
-          <w:iCs/>
-          <w:sz w:val="36"/>
-          <w:szCs w:val="28"/>
-        </w:rPr>
-        <w:t>%</w:t>
-      </w:r>
+          <w:lang w:val="en-US"/>
+        </w:rPr>
+      </w:pPr>
     </w:p>
     <w:p>
       <w:pPr>
@@ -3795,58 +3847,25 @@
         <w:rPr>
           <w:rFonts w:eastAsiaTheme="minorEastAsia"/>
           <w:iCs/>
-          <w:sz w:val="36"/>
-          <w:szCs w:val="28"/>
-        </w:rPr>
-      </w:pPr>
-      <w:r>
-        <w:rPr>
-          <w:rFonts w:eastAsiaTheme="minorEastAsia"/>
-          <w:iCs/>
-          <w:sz w:val="36"/>
-          <w:szCs w:val="28"/>
-        </w:rPr>
-        <w:t xml:space="preserve">               </w:t>
-      </w:r>
-      <w:proofErr w:type="gramStart"/>
-      <w:r>
-        <w:rPr>
-          <w:rFonts w:eastAsiaTheme="minorEastAsia"/>
-          <w:iCs/>
-          <w:sz w:val="36"/>
-          <w:szCs w:val="28"/>
-        </w:rPr>
-        <w:t>[ 30.0</w:t>
-      </w:r>
-      <w:proofErr w:type="gramEnd"/>
-      <w:r>
-        <w:rPr>
-          <w:rFonts w:eastAsiaTheme="minorEastAsia"/>
-          <w:iCs/>
-          <w:sz w:val="36"/>
-          <w:szCs w:val="28"/>
-        </w:rPr>
-        <w:t xml:space="preserve">, </w:t>
-      </w:r>
-      <w:proofErr w:type="spellStart"/>
-      <w:r>
-        <w:rPr>
-          <w:rFonts w:eastAsiaTheme="minorEastAsia"/>
-          <w:iCs/>
-          <w:sz w:val="36"/>
-          <w:szCs w:val="28"/>
-        </w:rPr>
-        <w:t>if</w:t>
-      </w:r>
-      <w:proofErr w:type="spellEnd"/>
-      <w:r>
-        <w:rPr>
-          <w:rFonts w:eastAsiaTheme="minorEastAsia"/>
-          <w:iCs/>
-          <w:sz w:val="36"/>
-          <w:szCs w:val="28"/>
-        </w:rPr>
-        <w:t xml:space="preserve"> H = 0.0%</w:t>
+          <w:lang w:val="en-US"/>
+        </w:rPr>
+      </w:pPr>
+      <w:r>
+        <w:rPr>
+          <w:rFonts w:eastAsiaTheme="minorEastAsia"/>
+          <w:iCs/>
+          <w:lang w:val="en-US"/>
+        </w:rPr>
+        <w:t xml:space="preserve">Applying a severe +30.0 second penalty at H = 0% accurately replicates a flat tire blowout where the vehicle is restricted to a limping pace. This mathematical </w:t>
+      </w:r>
+      <w:r>
+        <w:rPr>
+          <w:rFonts w:eastAsiaTheme="minorEastAsia"/>
+          <w:iCs/>
+          <w:lang w:val="en-US"/>
+        </w:rPr>
+        <w:lastRenderedPageBreak/>
+        <w:t>penalty forces the strategic optimizer to completely penalize and reject strategy paths that attempt to overextend tire usage beyond physical structural safety limits.</w:t>
       </w:r>
     </w:p>
     <w:p>
@@ -3857,8 +3876,7 @@
         <w:rPr>
           <w:rFonts w:eastAsiaTheme="minorEastAsia"/>
           <w:iCs/>
-          <w:sz w:val="36"/>
-          <w:szCs w:val="28"/>
+          <w:lang w:val="en-US"/>
         </w:rPr>
       </w:pPr>
     </w:p>
@@ -3873,47 +3891,19 @@
           <w:lang w:val="en-US"/>
         </w:rPr>
       </w:pPr>
-      <w:r>
-        <w:rPr>
-          <w:rFonts w:eastAsiaTheme="minorEastAsia"/>
-          <w:iCs/>
-          <w:lang w:val="en-US"/>
-        </w:rPr>
-        <w:t>Applying a severe +30.0 second penalty at H = 0% accurately replicates a flat tire blowout where the vehicle is restricted to a limping pace. This mathematical penalty forces the strategic optimizer to completely penalize and reject strategy paths that attempt to overextend tire usage beyond physical structural safety limits.</w:t>
-      </w:r>
-    </w:p>
-    <w:p>
-      <w:pPr>
-        <w:spacing w:after="0"/>
-        <w:ind w:firstLine="709"/>
-        <w:jc w:val="both"/>
-        <w:rPr>
-          <w:rFonts w:eastAsiaTheme="minorEastAsia"/>
-          <w:iCs/>
-        </w:rPr>
-      </w:pPr>
-    </w:p>
-    <w:p>
-      <w:pPr>
-        <w:spacing w:after="0"/>
-        <w:ind w:firstLine="709"/>
-        <w:jc w:val="both"/>
-        <w:rPr>
-          <w:rFonts w:eastAsiaTheme="minorEastAsia"/>
-          <w:iCs/>
-        </w:rPr>
-      </w:pPr>
     </w:p>
     <w:p>
       <w:pPr>
         <w:pStyle w:val="Heading1"/>
         <w:rPr>
           <w:rFonts w:eastAsiaTheme="minorEastAsia"/>
-        </w:rPr>
-      </w:pPr>
-      <w:r>
-        <w:rPr>
-          <w:rFonts w:eastAsiaTheme="minorEastAsia"/>
+          <w:lang w:val="en-US"/>
+        </w:rPr>
+      </w:pPr>
+      <w:r>
+        <w:rPr>
+          <w:rFonts w:eastAsiaTheme="minorEastAsia"/>
+          <w:lang w:val="en-US"/>
         </w:rPr>
         <w:t>2. CIRCUIT TELEMETRY DATA CALIBRATION AND CASE STUDIES</w:t>
       </w:r>
@@ -3957,6 +3947,7 @@
         <w:pStyle w:val="Heading2"/>
         <w:rPr>
           <w:rFonts w:eastAsiaTheme="minorEastAsia"/>
+          <w:lang w:val="en-US"/>
         </w:rPr>
       </w:pPr>
       <w:r>
@@ -3975,6 +3966,7 @@
         <w:rPr>
           <w:rFonts w:eastAsiaTheme="minorEastAsia"/>
           <w:iCs/>
+          <w:lang w:val="en-US"/>
         </w:rPr>
       </w:pPr>
     </w:p>
@@ -4121,6 +4113,7 @@
         <w:pStyle w:val="Heading2"/>
         <w:rPr>
           <w:rFonts w:eastAsiaTheme="minorEastAsia"/>
+          <w:lang w:val="en-US"/>
         </w:rPr>
       </w:pPr>
       <w:r>
@@ -4139,6 +4132,7 @@
         <w:rPr>
           <w:rFonts w:eastAsiaTheme="minorEastAsia"/>
           <w:iCs/>
+          <w:lang w:val="en-US"/>
         </w:rPr>
       </w:pPr>
     </w:p>
@@ -4177,6 +4171,18 @@
     </w:p>
     <w:p>
       <w:pPr>
+        <w:spacing w:after="0"/>
+        <w:ind w:left="720"/>
+        <w:jc w:val="both"/>
+        <w:rPr>
+          <w:rFonts w:eastAsiaTheme="minorEastAsia"/>
+          <w:iCs/>
+          <w:lang w:val="en-US"/>
+        </w:rPr>
+      </w:pPr>
+    </w:p>
+    <w:p>
+      <w:pPr>
         <w:numPr>
           <w:ilvl w:val="0"/>
           <w:numId w:val="18"/>
@@ -4197,7 +4203,6 @@
           <w:iCs/>
           <w:lang w:val="en-US"/>
         </w:rPr>
-        <w:lastRenderedPageBreak/>
         <w:t xml:space="preserve">Physical Analysis: </w:t>
       </w:r>
       <w:r>
@@ -4253,7 +4258,16 @@
           <w:iCs/>
           <w:lang w:val="en-US"/>
         </w:rPr>
-        <w:t>The isolated telemetry revealed a net negative wear curve of -0.003 seconds per lap (the driver was gaining pace as tire mileage grew). This parabolic behavior was integrated into the simulator's Intermediate compound model: pace delta decreases between 100% and 40% tire life, followed by a severe +5.0s drop once the rubber is completely worn off.</w:t>
+        <w:t xml:space="preserve">The isolated telemetry revealed a net negative wear curve of -0.003 seconds per lap (the driver was gaining pace as tire mileage grew). This parabolic behavior was integrated into the simulator's </w:t>
+      </w:r>
+      <w:r>
+        <w:rPr>
+          <w:rFonts w:eastAsiaTheme="minorEastAsia"/>
+          <w:iCs/>
+          <w:lang w:val="en-US"/>
+        </w:rPr>
+        <w:lastRenderedPageBreak/>
+        <w:t>Intermediate compound model: pace delta decreases between 100% and 40% tire life, followed by a severe +5.0s drop once the rubber is completely worn off.</w:t>
       </w:r>
     </w:p>
     <w:p>
@@ -4435,6 +4449,7 @@
           <w:rFonts w:eastAsiaTheme="minorEastAsia"/>
           <w:bCs/>
           <w:iCs/>
+          <w:lang w:val="en-US"/>
         </w:rPr>
       </w:pPr>
     </w:p>
@@ -4443,11 +4458,13 @@
         <w:pStyle w:val="Heading1"/>
         <w:rPr>
           <w:rFonts w:eastAsiaTheme="minorEastAsia"/>
-        </w:rPr>
-      </w:pPr>
-      <w:r>
-        <w:rPr>
-          <w:rFonts w:eastAsiaTheme="minorEastAsia"/>
+          <w:lang w:val="en-US"/>
+        </w:rPr>
+      </w:pPr>
+      <w:r>
+        <w:rPr>
+          <w:rFonts w:eastAsiaTheme="minorEastAsia"/>
+          <w:lang w:val="en-US"/>
         </w:rPr>
         <w:t>3. GLOBAL TAKTICAL STRATEGY SEARCH ENGINE ALGORITHM</w:t>
       </w:r>
@@ -4494,50 +4511,16 @@
         <w:pStyle w:val="Heading2"/>
         <w:rPr>
           <w:rFonts w:eastAsiaTheme="minorEastAsia"/>
-        </w:rPr>
-      </w:pPr>
-      <w:r>
-        <w:rPr>
-          <w:rFonts w:eastAsiaTheme="minorEastAsia"/>
-        </w:rPr>
-        <w:t xml:space="preserve">3.1. </w:t>
-      </w:r>
-      <w:proofErr w:type="spellStart"/>
-      <w:r>
-        <w:rPr>
-          <w:rFonts w:eastAsiaTheme="minorEastAsia"/>
-        </w:rPr>
-        <w:t>Bounded</w:t>
-      </w:r>
-      <w:proofErr w:type="spellEnd"/>
-      <w:r>
-        <w:rPr>
-          <w:rFonts w:eastAsiaTheme="minorEastAsia"/>
-        </w:rPr>
-        <w:t xml:space="preserve"> Search Space </w:t>
-      </w:r>
-      <w:proofErr w:type="spellStart"/>
-      <w:r>
-        <w:rPr>
-          <w:rFonts w:eastAsiaTheme="minorEastAsia"/>
-        </w:rPr>
-        <w:t>Filtering</w:t>
-      </w:r>
-      <w:proofErr w:type="spellEnd"/>
-      <w:r>
-        <w:rPr>
-          <w:rFonts w:eastAsiaTheme="minorEastAsia"/>
-        </w:rPr>
-        <w:t xml:space="preserve"> </w:t>
-      </w:r>
-      <w:proofErr w:type="spellStart"/>
-      <w:r>
-        <w:rPr>
-          <w:rFonts w:eastAsiaTheme="minorEastAsia"/>
-        </w:rPr>
-        <w:t>Rules</w:t>
-      </w:r>
-      <w:proofErr w:type="spellEnd"/>
+          <w:lang w:val="en-US"/>
+        </w:rPr>
+      </w:pPr>
+      <w:r>
+        <w:rPr>
+          <w:rFonts w:eastAsiaTheme="minorEastAsia"/>
+          <w:lang w:val="en-US"/>
+        </w:rPr>
+        <w:t>3.1. Bounded Search Space Filtering Rules</w:t>
+      </w:r>
     </w:p>
     <w:p>
       <w:pPr>
@@ -4664,6 +4647,7 @@
           <w:iCs/>
           <w:lang w:val="en-US"/>
         </w:rPr>
+        <w:lastRenderedPageBreak/>
         <w:t>Minimum Stint Window (gap = 6):</w:t>
       </w:r>
       <w:r>
@@ -4750,22 +4734,28 @@
         <w:pStyle w:val="Heading2"/>
         <w:rPr>
           <w:rFonts w:eastAsiaTheme="minorEastAsia"/>
-        </w:rPr>
-      </w:pPr>
-      <w:r>
-        <w:rPr>
-          <w:rFonts w:eastAsiaTheme="minorEastAsia"/>
-        </w:rPr>
-        <w:t xml:space="preserve">3.2. Real-Time Strategic Evolution </w:t>
-      </w:r>
-      <w:proofErr w:type="spellStart"/>
-      <w:r>
-        <w:rPr>
-          <w:rFonts w:eastAsiaTheme="minorEastAsia"/>
-        </w:rPr>
-        <w:t>Tracking</w:t>
-      </w:r>
-      <w:proofErr w:type="spellEnd"/>
+          <w:lang w:val="en-US"/>
+        </w:rPr>
+      </w:pPr>
+      <w:r>
+        <w:rPr>
+          <w:rFonts w:eastAsiaTheme="minorEastAsia"/>
+          <w:lang w:val="en-US"/>
+        </w:rPr>
+        <w:t>3.2. Real-Time Strategic Evolution Tracking</w:t>
+      </w:r>
+    </w:p>
+    <w:p>
+      <w:pPr>
+        <w:spacing w:after="0"/>
+        <w:ind w:firstLine="709"/>
+        <w:jc w:val="both"/>
+        <w:rPr>
+          <w:rFonts w:eastAsiaTheme="minorEastAsia"/>
+          <w:iCs/>
+          <w:lang w:val="en-US"/>
+        </w:rPr>
+      </w:pPr>
     </w:p>
     <w:p>
       <w:pPr>
@@ -4804,21 +4794,6 @@
     <w:p>
       <w:pPr>
         <w:spacing w:after="0"/>
-        <w:ind w:firstLine="709"/>
-        <w:jc w:val="both"/>
-        <w:rPr>
-          <w:rFonts w:eastAsiaTheme="minorEastAsia"/>
-          <w:iCs/>
-          <w:sz w:val="36"/>
-          <w:szCs w:val="28"/>
-          <w:lang w:val="en-US"/>
-        </w:rPr>
-      </w:pPr>
-    </w:p>
-    <w:p>
-      <w:pPr>
-        <w:spacing w:after="0"/>
-        <w:ind w:firstLine="709"/>
         <w:jc w:val="both"/>
         <w:rPr>
           <w:rFonts w:eastAsiaTheme="minorEastAsia"/>
@@ -5038,6 +5013,18 @@
           </m:sSub>
         </m:oMath>
       </m:oMathPara>
+    </w:p>
+    <w:p>
+      <w:pPr>
+        <w:spacing w:after="0"/>
+        <w:ind w:firstLine="709"/>
+        <w:jc w:val="both"/>
+        <w:rPr>
+          <w:rFonts w:eastAsiaTheme="minorEastAsia"/>
+          <w:iCs/>
+          <w:lang w:val="en-US"/>
+        </w:rPr>
+      </w:pPr>
     </w:p>
     <w:p>
       <w:pPr>
@@ -5425,7 +5412,6 @@
         <w:rPr>
           <w:lang w:val="en-US"/>
         </w:rPr>
-        <w:lastRenderedPageBreak/>
         <w:t>T projected is the estimated remaining race time computed for that specific strategic path.</w:t>
       </w:r>
     </w:p>
@@ -5489,7 +5475,16 @@
           <w:iCs/>
           <w:lang w:val="en-US"/>
         </w:rPr>
-        <w:t>The developed strategic simulator successfully bridges the gap between tire thermodynamic formulas, vehicle weight loss matrices, and discrete brute-force pathfinding algorithms. Calibrating the physical constants against real FIA Formula 1 telemetry ensures highly authentic race timelines. The framework provides instant strategic evolution calculations, coordinates inventory depletion securely, and stands as a complete, high-performance tactical analysis software platform.</w:t>
+        <w:t xml:space="preserve">The developed strategic simulator successfully bridges the gap between tire thermodynamic formulas, vehicle weight loss matrices, and discrete brute-force pathfinding algorithms. Calibrating the physical constants against real FIA Formula </w:t>
+      </w:r>
+      <w:r>
+        <w:rPr>
+          <w:rFonts w:eastAsiaTheme="minorEastAsia"/>
+          <w:iCs/>
+          <w:lang w:val="en-US"/>
+        </w:rPr>
+        <w:lastRenderedPageBreak/>
+        <w:t>1 telemetry ensures highly authentic race timelines. The framework provides instant strategic evolution calculations, coordinates inventory depletion securely, and stands as a complete, high-performance tactical analysis software platform.</w:t>
       </w:r>
     </w:p>
     <w:p>
@@ -5512,6 +5507,7 @@
         <w:rPr>
           <w:rFonts w:eastAsiaTheme="minorEastAsia"/>
           <w:iCs/>
+          <w:lang w:val="en-US"/>
         </w:rPr>
       </w:pPr>
     </w:p>
@@ -5523,6 +5519,7 @@
         <w:rPr>
           <w:rFonts w:eastAsiaTheme="minorEastAsia"/>
           <w:iCs/>
+          <w:lang w:val="en-US"/>
         </w:rPr>
       </w:pPr>
     </w:p>
@@ -5534,6 +5531,7 @@
         <w:rPr>
           <w:rFonts w:eastAsiaTheme="minorEastAsia"/>
           <w:iCs/>
+          <w:lang w:val="en-US"/>
         </w:rPr>
       </w:pPr>
     </w:p>
@@ -5545,6 +5543,7 @@
         <w:rPr>
           <w:rFonts w:eastAsiaTheme="minorEastAsia"/>
           <w:iCs/>
+          <w:lang w:val="en-US"/>
         </w:rPr>
       </w:pPr>
     </w:p>
@@ -9495,6 +9494,7 @@
   <w:style w:type="character" w:default="1" w:styleId="DefaultParagraphFont">
     <w:name w:val="Default Paragraph Font"/>
     <w:uiPriority w:val="1"/>
+    <w:semiHidden/>
     <w:unhideWhenUsed/>
   </w:style>
   <w:style w:type="table" w:default="1" w:styleId="TableNormal">
